--- a/courts/eighth-circuit/nebraska/state/court-of-appeals/amicus-brief/usage/OUTPUT-amicus-brief.docx
+++ b/courts/eighth-circuit/nebraska/state/court-of-appeals/amicus-brief/usage/OUTPUT-amicus-brief.docx
@@ -8400,13 +8400,7 @@
         <w:pStyle w:val="BodyText"/>
       </w:pPr>
       <w:r>
-        <w:t xml:space="preserve">Seeking to combat these depressing numbers, both the legislature and the FCRO have instructed that barriers to placement should be eliminated whenever possible. State law, for example, mandates that “[t]he department … minimize the use of licensing mandates for nonsafety issues” and “provide assistance to families in overcoming licensing barriers.” Neb. Rev. Stat. § 71</w:t>
-      </w:r>
-      <w:r>
-        <w:noBreakHyphen/>
-      </w:r>
-      <w:r>
-        <w:t xml:space="preserve">1904(3).</w:t>
+        <w:t xml:space="preserve">Seeking to combat these depressing numbers, both the legislature and the FCRO have instructed that barriers to placement should be eliminated whenever possible. State law, for example, mandates that “[t]he department … minimize the use of licensing mandates for nonsafety issues” and “provide assistance to families in overcoming licensing barriers.” Neb. Rev. Stat. § 71-⁠1904(3).</w:t>
       </w:r>
       <w:r>
         <w:t xml:space="preserve"> </w:t>
@@ -8428,13 +8422,7 @@
         <w:t xml:space="preserve"> </w:t>
       </w:r>
       <w:r>
-        <w:t xml:space="preserve">§ 71</w:t>
-      </w:r>
-      <w:r>
-        <w:noBreakHyphen/>
-      </w:r>
-      <w:r>
-        <w:t xml:space="preserve">1902(3);</w:t>
+        <w:t xml:space="preserve">§ 71-⁠1902(3);</w:t>
       </w:r>
       <w:r>
         <w:t xml:space="preserve"> </w:t>
@@ -11858,6 +11846,7 @@
     <w:unhideWhenUsed/>
     <w:qFormat/>
     <w:pPr>
+      <w:keepLines/>
       <w:spacing w:before="0" w:after="140" w:line="276" w:lineRule="exact"/>
     </w:pPr>
     <w:rPr>
@@ -12108,6 +12097,33 @@
     <w:pPr>
       <w:spacing w:before="0" w:after="0" w:line="317" w:lineRule="exact"/>
       <w:ind w:left="2160" w:hanging="720"/>
+    </w:pPr>
+  </w:style>
+  <w:style w:type="paragraph" w:customStyle="1" w:styleId="XdQuoteList1">
+    <w:name w:val="Xd Quote List 1"/>
+    <w:basedOn w:val="Normal"/>
+    <w:qFormat/>
+    <w:pPr>
+      <w:spacing w:before="0" w:after="0" w:line="317" w:lineRule="exact"/>
+      <w:ind w:left="1440" w:right="720" w:hanging="720"/>
+    </w:pPr>
+  </w:style>
+  <w:style w:type="paragraph" w:customStyle="1" w:styleId="XdQuoteList2">
+    <w:name w:val="Xd Quote List 2"/>
+    <w:basedOn w:val="Normal"/>
+    <w:qFormat/>
+    <w:pPr>
+      <w:spacing w:before="0" w:after="0" w:line="317" w:lineRule="exact"/>
+      <w:ind w:left="2160" w:right="720" w:hanging="720"/>
+    </w:pPr>
+  </w:style>
+  <w:style w:type="paragraph" w:customStyle="1" w:styleId="XdQuoteList3">
+    <w:name w:val="Xd Quote List 3"/>
+    <w:basedOn w:val="Normal"/>
+    <w:qFormat/>
+    <w:pPr>
+      <w:spacing w:before="0" w:after="0" w:line="317" w:lineRule="exact"/>
+      <w:ind w:left="2880" w:right="720" w:hanging="720"/>
     </w:pPr>
   </w:style>
   <w:style w:type="paragraph" w:customStyle="1" w:styleId="XdTail">

--- a/courts/eighth-circuit/nebraska/state/court-of-appeals/amicus-brief/usage/OUTPUT-amicus-brief.docx
+++ b/courts/eighth-circuit/nebraska/state/court-of-appeals/amicus-brief/usage/OUTPUT-amicus-brief.docx
@@ -27,11 +27,7 @@
           <w:b/>
           <w:bCs/>
         </w:rPr>
-        <w:t xml:space="preserve">A</w:t>
-        <w:noBreakHyphen/>
-        <w:t xml:space="preserve">16</w:t>
-        <w:noBreakHyphen/>
-        <w:t xml:space="preserve">18</w:t>
+        <w:t xml:space="preserve">A-⁠16-⁠18</w:t>
       </w:r>
     </w:p>
     <w:p>
@@ -1284,11 +1280,7 @@
               <w:jc w:val="left"/>
             </w:pPr>
             <w:r>
-              <w:t xml:space="preserve">202</w:t>
-              <w:noBreakHyphen/>
-              <w:t xml:space="preserve">663</w:t>
-              <w:noBreakHyphen/>
-              <w:t xml:space="preserve">6000</w:t>
+              <w:t xml:space="preserve">202-⁠663-⁠6000</w:t>
             </w:r>
           </w:p>
           <w:p>
@@ -2786,9 +2778,7 @@
         <w:t xml:space="preserve"> </w:t>
       </w:r>
       <w:r>
-        <w:t xml:space="preserve">71</w:t>
-        <w:noBreakHyphen/>
-        <w:t xml:space="preserve">1902</w:t>
+        <w:t xml:space="preserve">71-⁠1902</w:t>
       </w:r>
       <w:r>
         <w:t xml:space="preserve">   </w:t>
@@ -2834,9 +2824,7 @@
         <w:t xml:space="preserve"> </w:t>
       </w:r>
       <w:r>
-        <w:t xml:space="preserve">71</w:t>
-        <w:noBreakHyphen/>
-        <w:t xml:space="preserve">1904</w:t>
+        <w:t xml:space="preserve">71-⁠1904</w:t>
       </w:r>
       <w:r>
         <w:t xml:space="preserve">   </w:t>
@@ -3054,9 +3042,7 @@
         <w:t xml:space="preserve"> </w:t>
       </w:r>
       <w:r>
-        <w:t xml:space="preserve">H</w:t>
-        <w:noBreakHyphen/>
-        <w:t xml:space="preserve">60.940,</w:t>
+        <w:t xml:space="preserve">H-⁠60.940,</w:t>
       </w:r>
       <w:r>
         <w:t xml:space="preserve"> </w:t>
@@ -5642,9 +5628,7 @@
         <w:t xml:space="preserve"> </w:t>
       </w:r>
       <w:r>
-        <w:t xml:space="preserve">105</w:t>
-        <w:noBreakHyphen/>
-        <w:t xml:space="preserve">89)</w:t>
+        <w:t xml:space="preserve">105-⁠89)</w:t>
       </w:r>
       <w:r>
         <w:t xml:space="preserve"> </w:t>
@@ -6601,13 +6585,7 @@
         <w:pStyle w:val="BodyText"/>
       </w:pPr>
       <w:r>
-        <w:t xml:space="preserve">Amici—the Child Welfare League of America, the National Center for Adoption and Permanency, Nebraska Appleseed, Voices for Children in Nebraska, and the Donaldson Adoption Institute—are national and statewide organizations that promote children’s health and welfare. Based on their experience and expertise, amici believe that a diversity of families is needed to help ensure that all children find permanent, loving families, and further believe that gay and lesbian parents are essential partners in this effort. Amici therefore urge this Court to uphold the trial court’s judgment rescinding and enjoining enforcement of Memo #1</w:t>
-      </w:r>
-      <w:r>
-        <w:noBreakHyphen/>
-      </w:r>
-      <w:r>
-        <w:t xml:space="preserve">95 and ordering defendants to refrain from enacting and applying other policies that treat prospective foster and adoptive parents differently based on their sexual orientation.</w:t>
+        <w:t xml:space="preserve">Amici—the Child Welfare League of America, the National Center for Adoption and Permanency, Nebraska Appleseed, Voices for Children in Nebraska, and the Donaldson Adoption Institute—are national and statewide organizations that promote children’s health and welfare. Based on their experience and expertise, amici believe that a diversity of families is needed to help ensure that all children find permanent, loving families, and further believe that gay and lesbian parents are essential partners in this effort. Amici therefore urge this Court to uphold the trial court’s judgment rescinding and enjoining enforcement of Memo #1-⁠95 and ordering defendants to refrain from enacting and applying other policies that treat prospective foster and adoptive parents differently based on their sexual orientation.</w:t>
       </w:r>
     </w:p>
     <w:p>
@@ -7427,13 +7405,7 @@
         <w:t xml:space="preserve"> </w:t>
       </w:r>
       <w:r>
-        <w:t xml:space="preserve">(2005); Am. Med. Ass’n, Policy H</w:t>
-      </w:r>
-      <w:r>
-        <w:noBreakHyphen/>
-      </w:r>
-      <w:r>
-        <w:t xml:space="preserve">60.940,</w:t>
+        <w:t xml:space="preserve">(2005); Am. Med. Ass’n, Policy H-⁠60.940,</w:t>
       </w:r>
       <w:r>
         <w:t xml:space="preserve"> </w:t>
@@ -7454,19 +7426,7 @@
         <w:pStyle w:val="BodyText"/>
       </w:pPr>
       <w:r>
-        <w:t xml:space="preserve">Appellants do not dispute any of this. In fact, as the trial court explained, they “acknowledge that no child welfare interest is advanced by treating gay and lesbian persons differently from heterosexual persons in decisions regarding licensing or placement in foster or adoptive homes.” (T89</w:t>
-      </w:r>
-      <w:r>
-        <w:noBreakHyphen/>
-      </w:r>
-      <w:r>
-        <w:t xml:space="preserve">90). Appellants nonetheless insist that they should prevail here because Nebraska’s Department of Health and Human Services (“Department”) no longer follows the discriminatory policy set forth in Memo #1</w:t>
-      </w:r>
-      <w:r>
-        <w:noBreakHyphen/>
-      </w:r>
-      <w:r>
-        <w:t xml:space="preserve">95 (“Memo” or “Policy”).</w:t>
+        <w:t xml:space="preserve">Appellants do not dispute any of this. In fact, as the trial court explained, they “acknowledge that no child welfare interest is advanced by treating gay and lesbian persons differently from heterosexual persons in decisions regarding licensing or placement in foster or adoptive homes.” (T89-⁠90). Appellants nonetheless insist that they should prevail here because Nebraska’s Department of Health and Human Services (“Department”) no longer follows the discriminatory policy set forth in Memo #1-⁠95 (“Memo” or “Policy”).</w:t>
       </w:r>
       <w:r>
         <w:t xml:space="preserve"> </w:t>
@@ -7543,13 +7503,7 @@
         <w:t xml:space="preserve"> </w:t>
       </w:r>
       <w:r>
-        <w:t xml:space="preserve">(T3</w:t>
-      </w:r>
-      <w:r>
-        <w:noBreakHyphen/>
-      </w:r>
-      <w:r>
-        <w:t xml:space="preserve">4, 12). Because the Department never formally rescinded the Policy, much less repudiated it, confusion has remained among Department staff, outside contractors, and the public about the Department’s current position on gay and lesbian parents.</w:t>
+        <w:t xml:space="preserve">(T3-⁠4, 12). Because the Department never formally rescinded the Policy, much less repudiated it, confusion has remained among Department staff, outside contractors, and the public about the Department’s current position on gay and lesbian parents.</w:t>
       </w:r>
       <w:r>
         <w:t xml:space="preserve"> </w:t>
@@ -7562,13 +7516,7 @@
         <w:t xml:space="preserve">See, e.g.</w:t>
       </w:r>
       <w:r>
-        <w:t xml:space="preserve">, (T80</w:t>
-      </w:r>
-      <w:r>
-        <w:noBreakHyphen/>
-      </w:r>
-      <w:r>
-        <w:t xml:space="preserve">81, 84); Young,</w:t>
+        <w:t xml:space="preserve">, (T80-⁠81, 84); Young,</w:t>
       </w:r>
       <w:r>
         <w:t xml:space="preserve"> </w:t>
@@ -7907,13 +7855,7 @@
         <w:pStyle w:val="BodyText"/>
       </w:pPr>
       <w:r>
-        <w:t xml:space="preserve">As the trial court found, plaintiffs “produced undisputed evidence that confusion about whether Memo #1</w:t>
-      </w:r>
-      <w:r>
-        <w:noBreakHyphen/>
-      </w:r>
-      <w:r>
-        <w:t xml:space="preserve">95 is still the official policy of [the Department] persisted throughout the department at the time this lawsuit was filed.” (T84);</w:t>
+        <w:t xml:space="preserve">As the trial court found, plaintiffs “produced undisputed evidence that confusion about whether Memo #1-⁠95 is still the official policy of [the Department] persisted throughout the department at the time this lawsuit was filed.” (T84);</w:t>
       </w:r>
       <w:r>
         <w:t xml:space="preserve"> </w:t>
@@ -7929,13 +7871,7 @@
         <w:t xml:space="preserve"> </w:t>
       </w:r>
       <w:r>
-        <w:t xml:space="preserve">(T85</w:t>
-      </w:r>
-      <w:r>
-        <w:noBreakHyphen/>
-      </w:r>
-      <w:r>
-        <w:t xml:space="preserve">86) (highlighting evidence of staff confusion and/​or continuing belief that Policy remained in effect). That confusion is understandable, given that the Memo remained on the Department’s website long after then-Director Thomas Pristow verbally advised some of his staff that the Department would no longer enforce the Policy, and even long after this case was filed in 2013. When the Department finally removed the Memo from its website in February 2015, moreover, it did so without comment, neither replacing nor formally rescinding the Memo.</w:t>
+        <w:t xml:space="preserve">(T85-⁠86) (highlighting evidence of staff confusion and/​or continuing belief that Policy remained in effect). That confusion is understandable, given that the Memo remained on the Department’s website long after then-Director Thomas Pristow verbally advised some of his staff that the Department would no longer enforce the Policy, and even long after this case was filed in 2013. When the Department finally removed the Memo from its website in February 2015, moreover, it did so without comment, neither replacing nor formally rescinding the Memo.</w:t>
       </w:r>
       <w:r>
         <w:t xml:space="preserve"> </w:t>
@@ -7951,13 +7887,7 @@
         <w:t xml:space="preserve"> </w:t>
       </w:r>
       <w:r>
-        <w:t xml:space="preserve">(T80). Although appellants maintain that the Memo was not Department policy after mid</w:t>
-      </w:r>
-      <w:r>
-        <w:noBreakHyphen/>
-      </w:r>
-      <w:r>
-        <w:t xml:space="preserve">2012, not even top state officials—and certainly not the public—knew as much by early 2015. Indeed, a month after the Policy was removed from the Department’s website, a spokesperson for the governor confusingly stated: “The policy</w:t>
+        <w:t xml:space="preserve">(T80). Although appellants maintain that the Memo was not Department policy after mid-⁠2012, not even top state officials—and certainly not the public—knew as much by early 2015. Indeed, a month after the Policy was removed from the Department’s website, a spokesperson for the governor confusingly stated: “The policy</w:t>
       </w:r>
       <w:r>
         <w:t xml:space="preserve"> </w:t>
@@ -8032,13 +7962,7 @@
         <w:t xml:space="preserve"> </w:t>
       </w:r>
       <w:r>
-        <w:t xml:space="preserve">p. 4 (noting that a spokesperson for the governor explained that “the policy is being reviewed,” and quoting a state senator observing that “[t]here’s a policy in place but the procedure isn’t following the policy, so there just isn’t clarity”); (T85</w:t>
-      </w:r>
-      <w:r>
-        <w:noBreakHyphen/>
-      </w:r>
-      <w:r>
-        <w:t xml:space="preserve">86).</w:t>
+        <w:t xml:space="preserve">p. 4 (noting that a spokesperson for the governor explained that “the policy is being reviewed,” and quoting a state senator observing that “[t]here’s a policy in place but the procedure isn’t following the policy, so there just isn’t clarity”); (T85-⁠86).</w:t>
       </w:r>
     </w:p>
     <w:p>
@@ -8102,13 +8026,7 @@
         <w:t xml:space="preserve"> </w:t>
       </w:r>
       <w:r>
-        <w:t xml:space="preserve">pp. 2</w:t>
-      </w:r>
-      <w:r>
-        <w:noBreakHyphen/>
-      </w:r>
-      <w:r>
-        <w:t xml:space="preserve">3—are just as likely to be good parents as heterosexuals. The Department also</w:t>
+        <w:t xml:space="preserve">pp. 2-⁠3—are just as likely to be good parents as heterosexuals. The Department also</w:t>
       </w:r>
       <w:r>
         <w:t xml:space="preserve"> </w:t>
@@ -8239,13 +8157,7 @@
         <w:t xml:space="preserve"> </w:t>
       </w:r>
       <w:r>
-        <w:t xml:space="preserve">Appellees’ Br. 15</w:t>
-      </w:r>
-      <w:r>
-        <w:noBreakHyphen/>
-      </w:r>
-      <w:r>
-        <w:t xml:space="preserve">17;</w:t>
+        <w:t xml:space="preserve">Appellees’ Br. 15-⁠17;</w:t>
       </w:r>
       <w:r>
         <w:t xml:space="preserve"> </w:t>
@@ -8380,13 +8292,7 @@
         <w:t xml:space="preserve">A Tool for Understanding the Longitudinal Pattern of Foster Children’s Placements</w:t>
       </w:r>
       <w:r>
-        <w:t xml:space="preserve">, 34 Child. &amp; Youth Servs. Rev. 1459, 1459</w:t>
-      </w:r>
-      <w:r>
-        <w:noBreakHyphen/>
-      </w:r>
-      <w:r>
-        <w:t xml:space="preserve">1460 (2012) (noting that disruptions in care are “potentially detrimental,” with “multiple placement transitions negatively affect[ing] attachment to primary caregivers and significantly increas[ing] risk for psychopathology and other adjustment problems”). The FCRO has thus recognized that both “[t]he number of placement changes” and “the rate of re-entry into out-of-home care,” “need to be reduced.” Nebraska FCRO Quarterly Report</w:t>
+        <w:t xml:space="preserve">, 34 Child. &amp; Youth Servs. Rev. 1459, 1459-⁠1460 (2012) (noting that disruptions in care are “potentially detrimental,” with “multiple placement transitions negatively affect[ing] attachment to primary caregivers and significantly increas[ing] risk for psychopathology and other adjustment problems”). The FCRO has thus recognized that both “[t]he number of placement changes” and “the rate of re-entry into out-of-home care,” “need to be reduced.” Nebraska FCRO Quarterly Report</w:t>
       </w:r>
       <w:r>
         <w:t xml:space="preserve"> </w:t>
@@ -8732,13 +8638,7 @@
         <w:t xml:space="preserve"> </w:t>
       </w:r>
       <w:r>
-        <w:t xml:space="preserve">3 (Feb. 2013). Among married same-sex couples, the contrast is even starker. Eight percent of those couples have an adopted or foster child under age 18, compared to just 1.5 percent of married different-sex couples, “making married same-sex couples more than five times more likely to have these children than their married different-sex counterparts.” Gates Amicus Br. 11</w:t>
-      </w:r>
-      <w:r>
-        <w:noBreakHyphen/>
-      </w:r>
-      <w:r>
-        <w:t xml:space="preserve">12,</w:t>
+        <w:t xml:space="preserve">3 (Feb. 2013). Among married same-sex couples, the contrast is even starker. Eight percent of those couples have an adopted or foster child under age 18, compared to just 1.5 percent of married different-sex couples, “making married same-sex couples more than five times more likely to have these children than their married different-sex counterparts.” Gates Amicus Br. 11-⁠12,</w:t>
       </w:r>
       <w:r>
         <w:t xml:space="preserve"> </w:t>
@@ -8895,13 +8795,7 @@
         <w:t xml:space="preserve"> </w:t>
       </w:r>
       <w:r>
-        <w:t xml:space="preserve">p. 7, at 33</w:t>
-      </w:r>
-      <w:r>
-        <w:noBreakHyphen/>
-      </w:r>
-      <w:r>
-        <w:t xml:space="preserve">34;</w:t>
+        <w:t xml:space="preserve">p. 7, at 33-⁠34;</w:t>
       </w:r>
       <w:r>
         <w:t xml:space="preserve"> </w:t>
@@ -9052,13 +8946,7 @@
         <w:t xml:space="preserve"> </w:t>
       </w:r>
       <w:r>
-        <w:t xml:space="preserve">p. 8, at 1459</w:t>
-      </w:r>
-      <w:r>
-        <w:noBreakHyphen/>
-      </w:r>
-      <w:r>
-        <w:t xml:space="preserve">1460, but also that more children will age out of foster care without ever finding a permanent, secure family,</w:t>
+        <w:t xml:space="preserve">p. 8, at 1459-⁠1460, but also that more children will age out of foster care without ever finding a permanent, secure family,</w:t>
       </w:r>
       <w:r>
         <w:t xml:space="preserve"> </w:t>
@@ -9120,17 +9008,7 @@
           <w:i/>
           <w:iCs/>
         </w:rPr>
-        <w:t xml:space="preserve">(P.L. 105</w:t>
-      </w:r>
-      <w:r>
-        <w:noBreakHyphen/>
-      </w:r>
-      <w:r>
-        <w:rPr>
-          <w:i/>
-          <w:iCs/>
-        </w:rPr>
-        <w:t xml:space="preserve">89)</w:t>
+        <w:t xml:space="preserve">(P.L. 105-⁠89)</w:t>
       </w:r>
       <w:r>
         <w:t xml:space="preserve">, at 1 (Nov. 8, 2004) (explaining that Congress, in enacting the Adoption and Safe Families Act “in response to rising numbers of children in foster care,” intended to “expedite permanency for foster children and to promote adoption for those children who cannot safely return home”).</w:t>
@@ -9184,13 +9062,7 @@
         <w:t xml:space="preserve">The Evidence Examined</w:t>
       </w:r>
       <w:r>
-        <w:t xml:space="preserve">, 7 Child &amp; Fam. Soc. Work 23, 29</w:t>
-      </w:r>
-      <w:r>
-        <w:noBreakHyphen/>
-      </w:r>
-      <w:r>
-        <w:t xml:space="preserve">30 (2002); Westat, Inc.,</w:t>
+        <w:t xml:space="preserve">, 7 Child &amp; Fam. Soc. Work 23, 29-⁠30 (2002); Westat, Inc.,</w:t>
       </w:r>
       <w:r>
         <w:t xml:space="preserve"> </w:t>
@@ -9544,13 +9416,7 @@
         <w:t xml:space="preserve">Obergefell</w:t>
       </w:r>
       <w:r>
-        <w:t xml:space="preserve">, 135 S. Ct. at 2600</w:t>
-      </w:r>
-      <w:r>
-        <w:noBreakHyphen/>
-      </w:r>
-      <w:r>
-        <w:t xml:space="preserve">2601;</w:t>
+        <w:t xml:space="preserve">, 135 S. Ct. at 2600-⁠2601;</w:t>
       </w:r>
       <w:r>
         <w:t xml:space="preserve"> </w:t>
@@ -10047,11 +9913,7 @@
                     <w:jc w:val="left"/>
                   </w:pPr>
                   <w:r>
-                    <w:t xml:space="preserve">402</w:t>
-                    <w:noBreakHyphen/>
-                    <w:t xml:space="preserve">438</w:t>
-                    <w:noBreakHyphen/>
-                    <w:t xml:space="preserve">8853</w:t>
+                    <w:t xml:space="preserve">402-⁠438-⁠8853</w:t>
                   </w:r>
                 </w:p>
                 <w:p>
@@ -10393,11 +10255,7 @@
                     <w:jc w:val="left"/>
                   </w:pPr>
                   <w:r>
-                    <w:t xml:space="preserve">202</w:t>
-                    <w:noBreakHyphen/>
-                    <w:t xml:space="preserve">663</w:t>
-                    <w:noBreakHyphen/>
-                    <w:t xml:space="preserve">6000</w:t>
+                    <w:t xml:space="preserve">202-⁠663-⁠6000</w:t>
                   </w:r>
                 </w:p>
                 <w:p>
@@ -10561,11 +10419,7 @@
                     <w:jc w:val="left"/>
                   </w:pPr>
                   <w:r>
-                    <w:t xml:space="preserve">402</w:t>
-                    <w:noBreakHyphen/>
-                    <w:t xml:space="preserve">476</w:t>
-                    <w:noBreakHyphen/>
-                    <w:t xml:space="preserve">2847</w:t>
+                    <w:t xml:space="preserve">402-⁠476-⁠2847</w:t>
                   </w:r>
                 </w:p>
                 <w:p>
@@ -11847,7 +11701,7 @@
     <w:qFormat/>
     <w:pPr>
       <w:keepLines/>
-      <w:spacing w:before="0" w:after="140" w:line="276" w:lineRule="exact"/>
+      <w:spacing w:before="46" w:after="140" w:line="276" w:lineRule="exact"/>
     </w:pPr>
     <w:rPr>
       <w:sz w:val="24"/>
